--- a/preview/docxs/24-chief-officer.docx
+++ b/preview/docxs/24-chief-officer.docx
@@ -508,7 +508,7 @@
         </w:rPr>
         <w:t xml:space="preserve">Demo: </w:t>
       </w:r>
-      <w:hyperlink w:history="1" r:id="rIdfykfbgesr5ozsdimh3fu5">
+      <w:hyperlink w:history="1" r:id="rIdakk9jpuqztd78qw9oht66">
         <w:r>
           <w:rPr>
             <w:color w:val="1e3a5f"/>
@@ -536,7 +536,7 @@
         </w:rPr>
         <w:t xml:space="preserve">Code: </w:t>
       </w:r>
-      <w:hyperlink w:history="1" r:id="rIdyksl0mhug8ue8nt_nxylk">
+      <w:hyperlink w:history="1" r:id="rIdcyyozta5esy-r-nmpaxog">
         <w:r>
           <w:rPr>
             <w:color w:val="1e3a5f"/>
@@ -626,7 +626,7 @@
         </w:rPr>
         <w:t xml:space="preserve">Demo: </w:t>
       </w:r>
-      <w:hyperlink w:history="1" r:id="rIdvue6pbar5aetgvxmblbed">
+      <w:hyperlink w:history="1" r:id="rIdy0lhqbtanzgdndma_w8k2">
         <w:r>
           <w:rPr>
             <w:color w:val="1e3a5f"/>
@@ -1060,7 +1060,7 @@
         </w:rPr>
         <w:t xml:space="preserve">Portfolio: </w:t>
       </w:r>
-      <w:hyperlink w:history="1" r:id="rId5rypyxf6mql1lo8tzjpgi">
+      <w:hyperlink w:history="1" r:id="rIdpfbdqmd3iy6b6x2qsa7tg">
         <w:r>
           <w:rPr>
             <w:color w:val="1e3a5f"/>
